--- a/20.12.2025 Raximov/4. Зиёнетга хат (4) (233).docx
+++ b/20.12.2025 Raximov/4. Зиёнетга хат (4) (233).docx
@@ -107,7 +107,83 @@
           <w:iCs/>
           <w:lang w:val="uz-Cyrl-UZ"/>
         </w:rPr>
-        <w:t>Oliy va o‘rta maxsus ta’lim vazirligi qoshidagi “ZiyoNet” bo‘limi boshlig‘i O.A.Baxtiyevga</w:t>
+        <w:t>Oliy ta’lim</w:t>
+      </w:r>
+      <w:r>
+        <w:rPr>
+          <w:rFonts w:ascii="Times New Roman" w:hAnsi="Times New Roman" w:cs="Times New Roman"/>
+          <w:b/>
+          <w:iCs/>
+          <w:lang w:val="en-US"/>
+        </w:rPr>
+        <w:t>,</w:t>
+      </w:r>
+      <w:r>
+        <w:rPr>
+          <w:rFonts w:ascii="Times New Roman" w:hAnsi="Times New Roman" w:cs="Times New Roman"/>
+          <w:b/>
+          <w:iCs/>
+          <w:lang w:val="uz-Cyrl-UZ"/>
+        </w:rPr>
+        <w:t xml:space="preserve"> </w:t>
+      </w:r>
+      <w:r>
+        <w:rPr>
+          <w:rFonts w:ascii="Times New Roman" w:hAnsi="Times New Roman" w:cs="Times New Roman"/>
+          <w:b/>
+          <w:iCs/>
+          <w:lang w:val="en-US"/>
+        </w:rPr>
+        <w:t xml:space="preserve">fan, </w:t>
+      </w:r>
+      <w:proofErr w:type="spellStart"/>
+      <w:r>
+        <w:rPr>
+          <w:rFonts w:ascii="Times New Roman" w:hAnsi="Times New Roman" w:cs="Times New Roman"/>
+          <w:b/>
+          <w:iCs/>
+          <w:lang w:val="en-US"/>
+        </w:rPr>
+        <w:t>va</w:t>
+      </w:r>
+      <w:proofErr w:type="spellEnd"/>
+      <w:r>
+        <w:rPr>
+          <w:rFonts w:ascii="Times New Roman" w:hAnsi="Times New Roman" w:cs="Times New Roman"/>
+          <w:b/>
+          <w:iCs/>
+          <w:lang w:val="en-US"/>
+        </w:rPr>
+        <w:t xml:space="preserve"> </w:t>
+      </w:r>
+      <w:proofErr w:type="spellStart"/>
+      <w:r>
+        <w:rPr>
+          <w:rFonts w:ascii="Times New Roman" w:hAnsi="Times New Roman" w:cs="Times New Roman"/>
+          <w:b/>
+          <w:iCs/>
+          <w:lang w:val="en-US"/>
+        </w:rPr>
+        <w:t>innovatsiya</w:t>
+      </w:r>
+      <w:proofErr w:type="spellEnd"/>
+      <w:r>
+        <w:rPr>
+          <w:rFonts w:ascii="Times New Roman" w:hAnsi="Times New Roman" w:cs="Times New Roman"/>
+          <w:b/>
+          <w:iCs/>
+          <w:lang w:val="en-US"/>
+        </w:rPr>
+        <w:t xml:space="preserve"> </w:t>
+      </w:r>
+      <w:r>
+        <w:rPr>
+          <w:rFonts w:ascii="Times New Roman" w:hAnsi="Times New Roman" w:cs="Times New Roman"/>
+          <w:b/>
+          <w:iCs/>
+          <w:lang w:val="uz-Cyrl-UZ"/>
+        </w:rPr>
+        <w:t>vazirligi qoshidagi “ZiyoNet” bo‘limi boshlig‘i O.A.Baxtiyevga</w:t>
       </w:r>
     </w:p>
     <w:p>
@@ -322,16 +398,50 @@
         </w:rPr>
         <w:t xml:space="preserve"> </w:t>
       </w:r>
-      <w:bookmarkStart w:id="0" w:name="_GoBack"/>
-      <w:bookmarkEnd w:id="0"/>
-      <w:r>
-        <w:rPr>
-          <w:rFonts w:ascii="Times New Roman" w:hAnsi="Times New Roman"/>
-          <w:sz w:val="28"/>
-          <w:szCs w:val="28"/>
-          <w:lang w:val="uz-Cyrl-UZ"/>
-        </w:rPr>
-        <w:t xml:space="preserve">pedagogika fanlari </w:t>
+      <w:r>
+        <w:rPr>
+          <w:rFonts w:ascii="Times New Roman" w:hAnsi="Times New Roman"/>
+          <w:sz w:val="28"/>
+          <w:szCs w:val="28"/>
+          <w:lang w:val="uz-Cyrl-UZ"/>
+        </w:rPr>
+        <w:t>pedagogika fanlari</w:t>
+      </w:r>
+      <w:r>
+        <w:rPr>
+          <w:rFonts w:ascii="Times New Roman" w:hAnsi="Times New Roman"/>
+          <w:sz w:val="28"/>
+          <w:szCs w:val="28"/>
+          <w:lang w:val="uz-Cyrl-UZ"/>
+        </w:rPr>
+        <w:t xml:space="preserve"> bo</w:t>
+      </w:r>
+      <w:r>
+        <w:rPr>
+          <w:rFonts w:ascii="Times New Roman" w:hAnsi="Times New Roman"/>
+          <w:sz w:val="28"/>
+          <w:szCs w:val="28"/>
+          <w:lang w:val="uz-Cyrl-UZ"/>
+        </w:rPr>
+        <w:t>‘</w:t>
+      </w:r>
+      <w:r>
+        <w:rPr>
+          <w:rFonts w:ascii="Times New Roman" w:hAnsi="Times New Roman"/>
+          <w:sz w:val="28"/>
+          <w:szCs w:val="28"/>
+          <w:lang w:val="uz-Cyrl-UZ"/>
+        </w:rPr>
+        <w:t>yicha falsafa</w:t>
+      </w:r>
+      <w:r>
+        <w:rPr>
+          <w:rFonts w:ascii="Times New Roman" w:hAnsi="Times New Roman"/>
+          <w:sz w:val="28"/>
+          <w:szCs w:val="28"/>
+          <w:lang w:val="uz-Cyrl-UZ"/>
+        </w:rPr>
+        <w:t xml:space="preserve"> </w:t>
       </w:r>
       <w:r>
         <w:rPr>
@@ -349,16 +459,7 @@
           <w:szCs w:val="28"/>
           <w:lang w:val="uz-Cyrl-UZ"/>
         </w:rPr>
-        <w:t>D</w:t>
-      </w:r>
-      <w:r>
-        <w:rPr>
-          <w:rFonts w:ascii="Times New Roman" w:hAnsi="Times New Roman"/>
-          <w:sz w:val="28"/>
-          <w:szCs w:val="28"/>
-          <w:lang w:val="uz-Cyrl-UZ"/>
-        </w:rPr>
-        <w:t>Sc</w:t>
+        <w:t>PhD</w:t>
       </w:r>
       <w:r>
         <w:rPr>
@@ -692,12 +793,905 @@
     </w:p>
     <w:p>
       <w:pPr>
-        <w:spacing w:after="0"/>
-        <w:jc w:val="both"/>
-        <w:rPr>
-          <w:rFonts w:ascii="Times New Roman" w:hAnsi="Times New Roman"/>
-          <w:b/>
-          <w:sz w:val="28"/>
+        <w:spacing w:after="0" w:line="240" w:lineRule="auto"/>
+        <w:rPr>
+          <w:rFonts w:ascii="Times New Roman" w:hAnsi="Times New Roman"/>
+          <w:b/>
+          <w:sz w:val="28"/>
+          <w:szCs w:val="28"/>
+          <w:lang w:val="uz-Cyrl-UZ"/>
+        </w:rPr>
+      </w:pPr>
+      <w:r>
+        <w:rPr>
+          <w:rFonts w:ascii="Times New Roman" w:hAnsi="Times New Roman"/>
+          <w:b/>
+          <w:sz w:val="28"/>
+          <w:szCs w:val="28"/>
+          <w:lang w:val="uz-Cyrl-UZ"/>
+        </w:rPr>
+        <w:br w:type="page"/>
+      </w:r>
+    </w:p>
+    <w:p>
+      <w:pPr>
+        <w:spacing w:after="0"/>
+        <w:ind w:left="5670"/>
+        <w:jc w:val="both"/>
+        <w:rPr>
+          <w:rFonts w:ascii="Times New Roman" w:hAnsi="Times New Roman"/>
+          <w:b/>
+          <w:sz w:val="28"/>
+          <w:szCs w:val="28"/>
+          <w:lang w:val="uz-Cyrl-UZ"/>
+        </w:rPr>
+      </w:pPr>
+      <w:r>
+        <w:rPr>
+          <w:rFonts w:ascii="Times New Roman" w:hAnsi="Times New Roman"/>
+          <w:b/>
+          <w:sz w:val="28"/>
+          <w:szCs w:val="28"/>
+          <w:lang w:val="uz-Cyrl-UZ"/>
+        </w:rPr>
+        <w:lastRenderedPageBreak/>
+        <w:t>Олий таълим, фан, ва инновация вазирлиги қошидаги “ZiyoNet” бўлими бошлиғи О.А.Бахтиевга</w:t>
+      </w:r>
+    </w:p>
+    <w:p>
+      <w:pPr>
+        <w:spacing w:after="0"/>
+        <w:jc w:val="both"/>
+        <w:rPr>
+          <w:rFonts w:ascii="Times New Roman" w:hAnsi="Times New Roman"/>
+          <w:b/>
+          <w:sz w:val="28"/>
+          <w:szCs w:val="28"/>
+          <w:lang w:val="uz-Cyrl-UZ"/>
+        </w:rPr>
+      </w:pPr>
+    </w:p>
+    <w:p>
+      <w:pPr>
+        <w:spacing w:after="0"/>
+        <w:jc w:val="both"/>
+        <w:rPr>
+          <w:rFonts w:ascii="Times New Roman" w:hAnsi="Times New Roman"/>
+          <w:b/>
+          <w:sz w:val="28"/>
+          <w:szCs w:val="28"/>
+          <w:lang w:val="uz-Cyrl-UZ"/>
+        </w:rPr>
+      </w:pPr>
+    </w:p>
+    <w:p>
+      <w:pPr>
+        <w:spacing w:after="0"/>
+        <w:ind w:firstLine="851"/>
+        <w:jc w:val="both"/>
+        <w:rPr>
+          <w:rFonts w:ascii="Times New Roman" w:hAnsi="Times New Roman"/>
+          <w:sz w:val="28"/>
+          <w:szCs w:val="28"/>
+          <w:lang w:val="uz-Cyrl-UZ"/>
+        </w:rPr>
+      </w:pPr>
+      <w:r>
+        <w:rPr>
+          <w:rFonts w:ascii="Times New Roman" w:hAnsi="Times New Roman"/>
+          <w:sz w:val="28"/>
+          <w:szCs w:val="28"/>
+          <w:lang w:val="uz-Cyrl-UZ"/>
+        </w:rPr>
+        <w:t>Чирчиқ давлат педагогика университети ҳузуридаги  ДСc.03/30.04.2021.Пед.82.01 рақамли илмий даражалар берувчи илмий кенгаш Сиздан, Тошкент давлат техника университети тадқиқотчиси Рахимов Минҳожиддин Муҳаммадғолиб ўғлининг “Ўзбекистонда иқтидорли болалар ижодкорлигини ривожлантиришнинг бошқариш технологияси”, 13.00.01 – Педагогика назарияси. Педагогик таълимотлар тарихи ихтисослигидан педагогика фанлари бўйича фалсафа доктори (PhD) илмий даражасини олиш учун ёзган диссертацияси авторефератини “ZiyoNet” Ахборот тармоғи порталига жойлаштиришингизни сўрайди.</w:t>
+      </w:r>
+    </w:p>
+    <w:p>
+      <w:pPr>
+        <w:spacing w:after="0"/>
+        <w:jc w:val="both"/>
+        <w:rPr>
+          <w:rFonts w:ascii="Times New Roman" w:hAnsi="Times New Roman"/>
+          <w:b/>
+          <w:sz w:val="28"/>
+          <w:szCs w:val="28"/>
+          <w:lang w:val="uz-Cyrl-UZ"/>
+        </w:rPr>
+      </w:pPr>
+    </w:p>
+    <w:p>
+      <w:pPr>
+        <w:spacing w:after="0"/>
+        <w:jc w:val="both"/>
+        <w:rPr>
+          <w:rFonts w:ascii="Times New Roman" w:hAnsi="Times New Roman"/>
+          <w:b/>
+          <w:sz w:val="28"/>
+          <w:szCs w:val="28"/>
+          <w:lang w:val="uz-Cyrl-UZ"/>
+        </w:rPr>
+      </w:pPr>
+    </w:p>
+    <w:p>
+      <w:pPr>
+        <w:spacing w:after="0"/>
+        <w:jc w:val="both"/>
+        <w:rPr>
+          <w:rFonts w:ascii="Times New Roman" w:hAnsi="Times New Roman"/>
+          <w:sz w:val="28"/>
+          <w:szCs w:val="28"/>
+          <w:lang w:val="uz-Cyrl-UZ"/>
+        </w:rPr>
+      </w:pPr>
+    </w:p>
+    <w:p>
+      <w:pPr>
+        <w:spacing w:after="0"/>
+        <w:jc w:val="both"/>
+        <w:rPr>
+          <w:rFonts w:ascii="Times New Roman" w:hAnsi="Times New Roman"/>
+          <w:sz w:val="28"/>
+          <w:szCs w:val="28"/>
+          <w:lang w:val="uz-Cyrl-UZ"/>
+        </w:rPr>
+      </w:pPr>
+      <w:r>
+        <w:rPr>
+          <w:rFonts w:ascii="Times New Roman" w:hAnsi="Times New Roman"/>
+          <w:sz w:val="28"/>
+          <w:szCs w:val="28"/>
+          <w:lang w:val="uz-Cyrl-UZ"/>
+        </w:rPr>
+        <w:t xml:space="preserve">DSc.03/30.04.2021.Ped.82.01 </w:t>
+      </w:r>
+      <w:r>
+        <w:rPr>
+          <w:rFonts w:ascii="Times New Roman" w:hAnsi="Times New Roman"/>
+          <w:sz w:val="28"/>
+          <w:szCs w:val="28"/>
+          <w:lang w:val="uz-Cyrl-UZ"/>
+        </w:rPr>
+        <w:t xml:space="preserve">рақамли </w:t>
+      </w:r>
+    </w:p>
+    <w:p>
+      <w:pPr>
+        <w:spacing w:after="0"/>
+        <w:jc w:val="both"/>
+        <w:rPr>
+          <w:rFonts w:ascii="Times New Roman" w:hAnsi="Times New Roman"/>
+          <w:sz w:val="28"/>
+          <w:szCs w:val="28"/>
+          <w:lang w:val="uz-Cyrl-UZ"/>
+        </w:rPr>
+      </w:pPr>
+      <w:r>
+        <w:rPr>
+          <w:rFonts w:ascii="Times New Roman" w:hAnsi="Times New Roman"/>
+          <w:sz w:val="28"/>
+          <w:szCs w:val="28"/>
+          <w:lang w:val="uz-Cyrl-UZ"/>
+        </w:rPr>
+        <w:t xml:space="preserve">Илмий кенгаш раиси:                </w:t>
+      </w:r>
+      <w:r>
+        <w:rPr>
+          <w:rFonts w:ascii="Times New Roman" w:hAnsi="Times New Roman"/>
+          <w:sz w:val="28"/>
+          <w:szCs w:val="28"/>
+          <w:lang w:val="uz-Cyrl-UZ"/>
+        </w:rPr>
+        <w:tab/>
+      </w:r>
+      <w:r>
+        <w:rPr>
+          <w:rFonts w:ascii="Times New Roman" w:hAnsi="Times New Roman"/>
+          <w:sz w:val="28"/>
+          <w:szCs w:val="28"/>
+          <w:lang w:val="uz-Cyrl-UZ"/>
+        </w:rPr>
+        <w:tab/>
+      </w:r>
+      <w:r>
+        <w:rPr>
+          <w:rFonts w:ascii="Times New Roman" w:hAnsi="Times New Roman"/>
+          <w:sz w:val="28"/>
+          <w:szCs w:val="28"/>
+          <w:lang w:val="uz-Cyrl-UZ"/>
+        </w:rPr>
+        <w:tab/>
+      </w:r>
+      <w:r>
+        <w:rPr>
+          <w:rFonts w:ascii="Times New Roman" w:hAnsi="Times New Roman"/>
+          <w:sz w:val="28"/>
+          <w:szCs w:val="28"/>
+          <w:lang w:val="uz-Cyrl-UZ"/>
+        </w:rPr>
+        <w:tab/>
+      </w:r>
+      <w:r>
+        <w:rPr>
+          <w:rFonts w:ascii="Times New Roman" w:hAnsi="Times New Roman"/>
+          <w:sz w:val="28"/>
+          <w:szCs w:val="28"/>
+          <w:lang w:val="uz-Cyrl-UZ"/>
+        </w:rPr>
+        <w:tab/>
+      </w:r>
+      <w:r>
+        <w:rPr>
+          <w:rFonts w:ascii="Times New Roman" w:hAnsi="Times New Roman"/>
+          <w:sz w:val="28"/>
+          <w:szCs w:val="28"/>
+          <w:lang w:val="uz-Cyrl-UZ"/>
+        </w:rPr>
+        <w:t>У.Н. Ходжамқулов</w:t>
+      </w:r>
+    </w:p>
+    <w:p>
+      <w:pPr>
+        <w:spacing w:after="0"/>
+        <w:jc w:val="both"/>
+        <w:rPr>
+          <w:rFonts w:ascii="Times New Roman" w:hAnsi="Times New Roman"/>
+          <w:sz w:val="28"/>
+          <w:szCs w:val="28"/>
+          <w:lang w:val="uz-Cyrl-UZ"/>
+        </w:rPr>
+      </w:pPr>
+    </w:p>
+    <w:p>
+      <w:pPr>
+        <w:spacing w:after="0"/>
+        <w:jc w:val="both"/>
+        <w:rPr>
+          <w:rFonts w:ascii="Times New Roman" w:hAnsi="Times New Roman"/>
+          <w:sz w:val="28"/>
+          <w:szCs w:val="28"/>
+          <w:lang w:val="uz-Cyrl-UZ"/>
+        </w:rPr>
+      </w:pPr>
+    </w:p>
+    <w:p>
+      <w:pPr>
+        <w:spacing w:after="0"/>
+        <w:jc w:val="both"/>
+        <w:rPr>
+          <w:rFonts w:ascii="Times New Roman" w:hAnsi="Times New Roman"/>
+          <w:sz w:val="28"/>
+          <w:szCs w:val="28"/>
+          <w:lang w:val="uz-Cyrl-UZ"/>
+        </w:rPr>
+      </w:pPr>
+    </w:p>
+    <w:p>
+      <w:pPr>
+        <w:spacing w:after="0"/>
+        <w:jc w:val="both"/>
+        <w:rPr>
+          <w:rFonts w:ascii="Times New Roman" w:hAnsi="Times New Roman"/>
+          <w:szCs w:val="28"/>
+          <w:lang w:val="uz-Cyrl-UZ"/>
+        </w:rPr>
+      </w:pPr>
+      <w:r>
+        <w:rPr>
+          <w:rFonts w:ascii="Times New Roman" w:hAnsi="Times New Roman"/>
+          <w:szCs w:val="28"/>
+          <w:lang w:val="uz-Cyrl-UZ"/>
+        </w:rPr>
+        <w:t>Ижрочи: Ф.Т. Ражабов</w:t>
+      </w:r>
+    </w:p>
+    <w:p>
+      <w:pPr>
+        <w:spacing w:after="0"/>
+        <w:jc w:val="both"/>
+        <w:rPr>
+          <w:rFonts w:ascii="Times New Roman" w:hAnsi="Times New Roman"/>
+          <w:szCs w:val="28"/>
+          <w:lang w:val="uz-Cyrl-UZ"/>
+        </w:rPr>
+      </w:pPr>
+      <w:r>
+        <w:rPr>
+          <w:rFonts w:ascii="Times New Roman" w:hAnsi="Times New Roman"/>
+          <w:szCs w:val="28"/>
+          <w:lang w:val="uz-Cyrl-UZ"/>
+        </w:rPr>
+        <w:t>Телефон: (90) 808-80-44</w:t>
+      </w:r>
+    </w:p>
+    <w:p>
+      <w:pPr>
+        <w:spacing w:after="0"/>
+        <w:jc w:val="both"/>
+        <w:rPr>
+          <w:rFonts w:ascii="Times New Roman" w:hAnsi="Times New Roman"/>
+          <w:szCs w:val="28"/>
+          <w:lang w:val="uz-Cyrl-UZ"/>
+        </w:rPr>
+      </w:pPr>
+    </w:p>
+    <w:p>
+      <w:pPr>
+        <w:spacing w:after="0" w:line="240" w:lineRule="auto"/>
+        <w:rPr>
+          <w:rFonts w:ascii="Times New Roman" w:hAnsi="Times New Roman"/>
+          <w:szCs w:val="28"/>
+          <w:lang w:val="uz-Cyrl-UZ"/>
+        </w:rPr>
+      </w:pPr>
+      <w:r>
+        <w:rPr>
+          <w:rFonts w:ascii="Times New Roman" w:hAnsi="Times New Roman"/>
+          <w:szCs w:val="28"/>
+          <w:lang w:val="uz-Cyrl-UZ"/>
+        </w:rPr>
+        <w:br w:type="page"/>
+      </w:r>
+    </w:p>
+    <w:p>
+      <w:pPr>
+        <w:spacing w:after="0"/>
+        <w:jc w:val="center"/>
+        <w:rPr>
+          <w:rFonts w:ascii="Times New Roman" w:eastAsia="Calibri" w:hAnsi="Times New Roman"/>
+          <w:sz w:val="28"/>
+          <w:szCs w:val="28"/>
+          <w:lang w:val="uz-Cyrl-UZ" w:eastAsia="ru-RU"/>
+        </w:rPr>
+      </w:pPr>
+      <w:r>
+        <w:rPr>
+          <w:rFonts w:ascii="Times New Roman" w:hAnsi="Times New Roman"/>
+          <w:sz w:val="28"/>
+          <w:szCs w:val="28"/>
+          <w:lang w:val="uz-Latn-UZ" w:eastAsia="ru-RU"/>
+        </w:rPr>
+        <w:lastRenderedPageBreak/>
+        <w:t>Рахимов Минҳожиддин Муҳаммадғолиб ўғлининг педагогика фанлари бўйича фалсафа доктори (PhD) диссертация ҳимояси тўғрисида</w:t>
+      </w:r>
+    </w:p>
+    <w:p>
+      <w:pPr>
+        <w:spacing w:after="0"/>
+        <w:jc w:val="center"/>
+        <w:rPr>
+          <w:rFonts w:ascii="Times New Roman" w:hAnsi="Times New Roman"/>
+          <w:sz w:val="28"/>
+          <w:szCs w:val="28"/>
+          <w:lang w:val="uz-Latn-UZ" w:eastAsia="ru-RU"/>
+        </w:rPr>
+      </w:pPr>
+      <w:r>
+        <w:rPr>
+          <w:rFonts w:ascii="Times New Roman" w:hAnsi="Times New Roman"/>
+          <w:noProof/>
+          <w:sz w:val="28"/>
+          <w:szCs w:val="28"/>
+          <w:lang w:val="en-US"/>
+        </w:rPr>
+        <w:drawing>
+          <wp:inline distT="0" distB="0" distL="0" distR="0" wp14:anchorId="39EB93E0" wp14:editId="1D94C062">
+            <wp:extent cx="2606331" cy="3223260"/>
+            <wp:effectExtent l="0" t="0" r="3810" b="0"/>
+            <wp:docPr id="1" name="Рисунок 1"/>
+            <wp:cNvGraphicFramePr>
+              <a:graphicFrameLocks xmlns:a="http://schemas.openxmlformats.org/drawingml/2006/main" noChangeAspect="1"/>
+            </wp:cNvGraphicFramePr>
+            <a:graphic xmlns:a="http://schemas.openxmlformats.org/drawingml/2006/main">
+              <a:graphicData uri="http://schemas.openxmlformats.org/drawingml/2006/picture">
+                <pic:pic xmlns:pic="http://schemas.openxmlformats.org/drawingml/2006/picture">
+                  <pic:nvPicPr>
+                    <pic:cNvPr id="0" name="Picture 2"/>
+                    <pic:cNvPicPr>
+                      <a:picLocks noChangeAspect="1" noChangeArrowheads="1"/>
+                    </pic:cNvPicPr>
+                  </pic:nvPicPr>
+                  <pic:blipFill>
+                    <a:blip r:embed="rId4">
+                      <a:extLst>
+                        <a:ext uri="{28A0092B-C50C-407E-A947-70E740481C1C}">
+                          <a14:useLocalDpi xmlns:a14="http://schemas.microsoft.com/office/drawing/2010/main" val="0"/>
+                        </a:ext>
+                      </a:extLst>
+                    </a:blip>
+                    <a:srcRect/>
+                    <a:stretch>
+                      <a:fillRect/>
+                    </a:stretch>
+                  </pic:blipFill>
+                  <pic:spPr bwMode="auto">
+                    <a:xfrm>
+                      <a:off x="0" y="0"/>
+                      <a:ext cx="2640788" cy="3265873"/>
+                    </a:xfrm>
+                    <a:prstGeom prst="rect">
+                      <a:avLst/>
+                    </a:prstGeom>
+                    <a:noFill/>
+                  </pic:spPr>
+                </pic:pic>
+              </a:graphicData>
+            </a:graphic>
+          </wp:inline>
+        </w:drawing>
+      </w:r>
+    </w:p>
+    <w:p>
+      <w:pPr>
+        <w:spacing w:after="0"/>
+        <w:ind w:firstLine="600"/>
+        <w:jc w:val="both"/>
+        <w:rPr>
+          <w:rFonts w:ascii="Times New Roman" w:hAnsi="Times New Roman"/>
+          <w:sz w:val="28"/>
+          <w:szCs w:val="28"/>
+          <w:lang w:val="uz-Latn-UZ" w:eastAsia="ru-RU"/>
+        </w:rPr>
+      </w:pPr>
+      <w:r>
+        <w:rPr>
+          <w:rFonts w:ascii="Times New Roman" w:hAnsi="Times New Roman"/>
+          <w:sz w:val="28"/>
+          <w:szCs w:val="28"/>
+          <w:lang w:val="uz-Latn-UZ" w:eastAsia="ru-RU"/>
+        </w:rPr>
+        <w:t>Рахимов Минҳожиддин Муҳаммадғолиб ўғлининг 13.00.01 – Педагогика назарияси. Педагогик таълимотлар тарихи ихтисослиги бўйича “Ўзбекистонда иқтидорли болалар ижодкорлигини ривожлантиришнинг бошқариш технологияси” мавзусидаги педагогика фанлари бўйича фалсафа доктори (</w:t>
+      </w:r>
+      <w:r>
+        <w:rPr>
+          <w:rFonts w:ascii="Times New Roman" w:hAnsi="Times New Roman"/>
+          <w:sz w:val="28"/>
+          <w:szCs w:val="28"/>
+          <w:lang w:val="uz-Latn-UZ" w:eastAsia="ru-RU"/>
+        </w:rPr>
+        <w:t>PhD</w:t>
+      </w:r>
+      <w:bookmarkStart w:id="0" w:name="_GoBack"/>
+      <w:bookmarkEnd w:id="0"/>
+      <w:r>
+        <w:rPr>
+          <w:rFonts w:ascii="Times New Roman" w:hAnsi="Times New Roman"/>
+          <w:sz w:val="28"/>
+          <w:szCs w:val="28"/>
+          <w:lang w:val="uz-Latn-UZ" w:eastAsia="ru-RU"/>
+        </w:rPr>
+        <w:t>) диссертациясининг ҳимояси Чирчиқ давлат педагогика университети ҳузуридаги илмий даражалар берувчи DSc.03/30.04.2021.Ped.82.01 рақамли Илмий кенгашнинг 2026-йил 8-январ куни соат 1</w:t>
+      </w:r>
+      <w:r>
+        <w:rPr>
+          <w:rFonts w:ascii="Times New Roman" w:hAnsi="Times New Roman"/>
+          <w:sz w:val="28"/>
+          <w:szCs w:val="28"/>
+          <w:lang w:val="uz-Latn-UZ" w:eastAsia="ru-RU"/>
+        </w:rPr>
+        <w:t>4</w:t>
+      </w:r>
+      <w:r>
+        <w:rPr>
+          <w:rFonts w:ascii="Times New Roman" w:hAnsi="Times New Roman"/>
+          <w:sz w:val="28"/>
+          <w:szCs w:val="28"/>
+          <w:lang w:val="uz-Latn-UZ" w:eastAsia="ru-RU"/>
+        </w:rPr>
+        <w:t>:00 даги мажлисида бўлиб ўтади.</w:t>
+      </w:r>
+    </w:p>
+    <w:p>
+      <w:pPr>
+        <w:spacing w:after="0"/>
+        <w:ind w:firstLine="600"/>
+        <w:jc w:val="both"/>
+        <w:rPr>
+          <w:rFonts w:ascii="Times New Roman" w:hAnsi="Times New Roman"/>
+          <w:sz w:val="28"/>
+          <w:szCs w:val="28"/>
+          <w:lang w:val="uz-Cyrl-UZ" w:eastAsia="ru-RU"/>
+        </w:rPr>
+      </w:pPr>
+      <w:r>
+        <w:rPr>
+          <w:rFonts w:ascii="Times New Roman" w:hAnsi="Times New Roman"/>
+          <w:sz w:val="28"/>
+          <w:szCs w:val="28"/>
+          <w:lang w:val="uz-Cyrl-UZ" w:eastAsia="ru-RU"/>
+        </w:rPr>
+        <w:t>Манзил: 111720, Тошкент вилояти, Чирчиқ шаҳар, Амир Темур кўчаси,</w:t>
+      </w:r>
+      <w:r>
+        <w:rPr>
+          <w:rFonts w:ascii="Times New Roman" w:hAnsi="Times New Roman"/>
+          <w:sz w:val="28"/>
+          <w:szCs w:val="28"/>
+          <w:lang w:eastAsia="ru-RU"/>
+        </w:rPr>
+        <w:t xml:space="preserve"> </w:t>
+      </w:r>
+      <w:r>
+        <w:rPr>
+          <w:rFonts w:ascii="Times New Roman" w:hAnsi="Times New Roman"/>
+          <w:sz w:val="28"/>
+          <w:szCs w:val="28"/>
+          <w:lang w:val="uz-Cyrl-UZ" w:eastAsia="ru-RU"/>
+        </w:rPr>
+        <w:t>104-уй. Тел: (99870) 712-27-55; факс: (99870) 712-45-41; Э-маил: chdpi-kengash@umail.uz. Чирчиқ давлат педагогика университети.</w:t>
+      </w:r>
+    </w:p>
+    <w:p>
+      <w:pPr>
+        <w:spacing w:after="0" w:line="240" w:lineRule="auto"/>
+        <w:jc w:val="both"/>
+        <w:rPr>
+          <w:rFonts w:ascii="Times New Roman" w:hAnsi="Times New Roman"/>
+          <w:sz w:val="28"/>
+          <w:szCs w:val="28"/>
+          <w:lang w:val="uz-Cyrl-UZ" w:eastAsia="ru-RU"/>
+        </w:rPr>
+      </w:pPr>
+    </w:p>
+    <w:p>
+      <w:pPr>
+        <w:spacing w:after="0" w:line="240" w:lineRule="auto"/>
+        <w:jc w:val="both"/>
+        <w:rPr>
+          <w:rFonts w:ascii="Times New Roman" w:hAnsi="Times New Roman"/>
+          <w:sz w:val="28"/>
+          <w:szCs w:val="28"/>
+          <w:lang w:val="uz-Cyrl-UZ" w:eastAsia="ru-RU"/>
+        </w:rPr>
+      </w:pPr>
+    </w:p>
+    <w:p>
+      <w:pPr>
+        <w:spacing w:after="0" w:line="240" w:lineRule="auto"/>
+        <w:jc w:val="both"/>
+        <w:rPr>
+          <w:rFonts w:ascii="Times New Roman" w:hAnsi="Times New Roman"/>
+          <w:sz w:val="28"/>
+          <w:szCs w:val="28"/>
+          <w:lang w:val="uz-Cyrl-UZ" w:eastAsia="ru-RU"/>
+        </w:rPr>
+      </w:pPr>
+    </w:p>
+    <w:p>
+      <w:pPr>
+        <w:spacing w:after="0"/>
+        <w:jc w:val="both"/>
+        <w:rPr>
+          <w:rFonts w:ascii="Times New Roman" w:hAnsi="Times New Roman"/>
+          <w:sz w:val="28"/>
+          <w:szCs w:val="28"/>
+          <w:lang w:val="uz-Cyrl-UZ" w:eastAsia="ru-RU"/>
+        </w:rPr>
+      </w:pPr>
+    </w:p>
+    <w:p>
+      <w:pPr>
+        <w:rPr>
+          <w:rFonts w:ascii="Times New Roman" w:hAnsi="Times New Roman"/>
+          <w:sz w:val="28"/>
+          <w:szCs w:val="28"/>
+          <w:lang w:val="uz-Cyrl-UZ" w:eastAsia="ru-RU"/>
+        </w:rPr>
+      </w:pPr>
+      <w:r>
+        <w:rPr>
+          <w:rFonts w:ascii="Times New Roman" w:hAnsi="Times New Roman"/>
+          <w:sz w:val="28"/>
+          <w:szCs w:val="28"/>
+          <w:lang w:val="uz-Cyrl-UZ" w:eastAsia="ru-RU"/>
+        </w:rPr>
+        <w:br w:type="page"/>
+      </w:r>
+    </w:p>
+    <w:p>
+      <w:pPr>
+        <w:spacing w:after="0"/>
+        <w:jc w:val="center"/>
+        <w:rPr>
+          <w:rFonts w:ascii="Times New Roman" w:eastAsia="Calibri" w:hAnsi="Times New Roman"/>
+          <w:sz w:val="28"/>
+          <w:szCs w:val="28"/>
+          <w:lang w:val="uz-Cyrl-UZ" w:eastAsia="ru-RU"/>
+        </w:rPr>
+      </w:pPr>
+      <w:r>
+        <w:rPr>
+          <w:rFonts w:ascii="Times New Roman" w:hAnsi="Times New Roman"/>
+          <w:sz w:val="28"/>
+          <w:szCs w:val="28"/>
+          <w:lang w:val="uz-Latn-UZ" w:eastAsia="ru-RU"/>
+        </w:rPr>
+        <w:lastRenderedPageBreak/>
+        <w:t xml:space="preserve">Raximov Minhojiddin Muhammadg‘olib o‘g‘lining </w:t>
+      </w:r>
+      <w:r>
+        <w:rPr>
+          <w:rFonts w:ascii="Times New Roman" w:eastAsia="Calibri" w:hAnsi="Times New Roman"/>
+          <w:sz w:val="28"/>
+          <w:szCs w:val="28"/>
+          <w:lang w:val="uz-Cyrl-UZ" w:eastAsia="ru-RU"/>
+        </w:rPr>
+        <w:t>pedagogika fanlari bo‘yicha falsafa doktori (</w:t>
+      </w:r>
+      <w:r>
+        <w:rPr>
+          <w:rFonts w:ascii="Times New Roman" w:eastAsia="Calibri" w:hAnsi="Times New Roman"/>
+          <w:sz w:val="28"/>
+          <w:szCs w:val="28"/>
+          <w:lang w:val="en-US" w:eastAsia="ru-RU"/>
+        </w:rPr>
+        <w:t>PhD</w:t>
+      </w:r>
+      <w:r>
+        <w:rPr>
+          <w:rFonts w:ascii="Times New Roman" w:eastAsia="Calibri" w:hAnsi="Times New Roman"/>
+          <w:sz w:val="28"/>
+          <w:szCs w:val="28"/>
+          <w:lang w:val="uz-Cyrl-UZ" w:eastAsia="ru-RU"/>
+        </w:rPr>
+        <w:t>) dissertatsiya himoyasi to‘g‘risida</w:t>
+      </w:r>
+    </w:p>
+    <w:p>
+      <w:pPr>
+        <w:spacing w:after="0"/>
+        <w:jc w:val="center"/>
+        <w:rPr>
+          <w:rFonts w:ascii="Times New Roman" w:hAnsi="Times New Roman"/>
+          <w:sz w:val="28"/>
+          <w:szCs w:val="28"/>
+          <w:lang w:val="uz-Latn-UZ" w:eastAsia="ru-RU"/>
+        </w:rPr>
+      </w:pPr>
+      <w:r>
+        <w:rPr>
+          <w:rFonts w:ascii="Times New Roman" w:hAnsi="Times New Roman"/>
+          <w:noProof/>
+          <w:sz w:val="28"/>
+          <w:szCs w:val="28"/>
+          <w:lang w:val="en-US"/>
+        </w:rPr>
+        <w:drawing>
+          <wp:inline distT="0" distB="0" distL="0" distR="0" wp14:anchorId="6EA5386E" wp14:editId="5372C314">
+            <wp:extent cx="2606331" cy="3223260"/>
+            <wp:effectExtent l="0" t="0" r="3810" b="0"/>
+            <wp:docPr id="2" name="Рисунок 2"/>
+            <wp:cNvGraphicFramePr>
+              <a:graphicFrameLocks xmlns:a="http://schemas.openxmlformats.org/drawingml/2006/main" noChangeAspect="1"/>
+            </wp:cNvGraphicFramePr>
+            <a:graphic xmlns:a="http://schemas.openxmlformats.org/drawingml/2006/main">
+              <a:graphicData uri="http://schemas.openxmlformats.org/drawingml/2006/picture">
+                <pic:pic xmlns:pic="http://schemas.openxmlformats.org/drawingml/2006/picture">
+                  <pic:nvPicPr>
+                    <pic:cNvPr id="0" name="Picture 2"/>
+                    <pic:cNvPicPr>
+                      <a:picLocks noChangeAspect="1" noChangeArrowheads="1"/>
+                    </pic:cNvPicPr>
+                  </pic:nvPicPr>
+                  <pic:blipFill>
+                    <a:blip r:embed="rId4">
+                      <a:extLst>
+                        <a:ext uri="{28A0092B-C50C-407E-A947-70E740481C1C}">
+                          <a14:useLocalDpi xmlns:a14="http://schemas.microsoft.com/office/drawing/2010/main" val="0"/>
+                        </a:ext>
+                      </a:extLst>
+                    </a:blip>
+                    <a:srcRect/>
+                    <a:stretch>
+                      <a:fillRect/>
+                    </a:stretch>
+                  </pic:blipFill>
+                  <pic:spPr bwMode="auto">
+                    <a:xfrm>
+                      <a:off x="0" y="0"/>
+                      <a:ext cx="2640788" cy="3265873"/>
+                    </a:xfrm>
+                    <a:prstGeom prst="rect">
+                      <a:avLst/>
+                    </a:prstGeom>
+                    <a:noFill/>
+                  </pic:spPr>
+                </pic:pic>
+              </a:graphicData>
+            </a:graphic>
+          </wp:inline>
+        </w:drawing>
+      </w:r>
+    </w:p>
+    <w:p>
+      <w:pPr>
+        <w:spacing w:after="0"/>
+        <w:ind w:firstLine="600"/>
+        <w:jc w:val="both"/>
+        <w:rPr>
+          <w:rFonts w:ascii="Times New Roman" w:hAnsi="Times New Roman"/>
+          <w:sz w:val="28"/>
+          <w:szCs w:val="28"/>
+          <w:lang w:val="uz-Cyrl-UZ" w:eastAsia="ru-RU"/>
+        </w:rPr>
+      </w:pPr>
+      <w:r>
+        <w:rPr>
+          <w:rFonts w:ascii="Times New Roman" w:hAnsi="Times New Roman"/>
+          <w:sz w:val="28"/>
+          <w:szCs w:val="28"/>
+          <w:lang w:val="uz-Latn-UZ" w:eastAsia="ru-RU"/>
+        </w:rPr>
+        <w:t>Raximov Minhojiddin Muhammadg‘olib o‘g‘lining</w:t>
+      </w:r>
+      <w:r>
+        <w:rPr>
+          <w:rFonts w:ascii="Times New Roman" w:hAnsi="Times New Roman"/>
+          <w:iCs/>
+          <w:sz w:val="28"/>
+          <w:szCs w:val="28"/>
+          <w:lang w:val="uz-Cyrl-UZ" w:eastAsia="ru-RU"/>
+        </w:rPr>
+        <w:t xml:space="preserve"> 13.00.01 – Pedagogika nazariyasi. Pedagogik ta’limotlar tarixi ixtisosligi bo‘yicha “O‘zbekistonda iqtidorli bolalar ijodkorligini rivojlantirishning boshqarish texnologiyasi” mavzusidagi </w:t>
+      </w:r>
+      <w:r>
+        <w:rPr>
+          <w:rFonts w:ascii="Times New Roman" w:hAnsi="Times New Roman"/>
+          <w:sz w:val="28"/>
+          <w:szCs w:val="28"/>
+          <w:lang w:val="uz-Cyrl-UZ" w:eastAsia="ru-RU"/>
+        </w:rPr>
+        <w:t>pedagogika fanlari bo‘yicha falsafa doktori (</w:t>
+      </w:r>
+      <w:r>
+        <w:rPr>
+          <w:rFonts w:ascii="Times New Roman" w:hAnsi="Times New Roman"/>
+          <w:sz w:val="28"/>
+          <w:szCs w:val="28"/>
+          <w:lang w:val="uz-Latn-UZ" w:eastAsia="ru-RU"/>
+        </w:rPr>
+        <w:t>PhD</w:t>
+      </w:r>
+      <w:r>
+        <w:rPr>
+          <w:rFonts w:ascii="Times New Roman" w:hAnsi="Times New Roman"/>
+          <w:sz w:val="28"/>
+          <w:szCs w:val="28"/>
+          <w:lang w:val="uz-Cyrl-UZ" w:eastAsia="ru-RU"/>
+        </w:rPr>
+        <w:t>) dissertatsiyasining himoyasi Chirchiq davlat pedagogika universiteti huzuridagi ilmiy darajalar beruvchi</w:t>
+      </w:r>
+      <w:r>
+        <w:rPr>
+          <w:rFonts w:ascii="Times New Roman" w:hAnsi="Times New Roman"/>
+          <w:iCs/>
+          <w:sz w:val="28"/>
+          <w:szCs w:val="28"/>
+          <w:lang w:val="uz-Latn-UZ" w:eastAsia="ru-RU"/>
+        </w:rPr>
+        <w:t xml:space="preserve"> </w:t>
+      </w:r>
+      <w:r>
+        <w:rPr>
+          <w:rFonts w:ascii="Times New Roman" w:hAnsi="Times New Roman"/>
+          <w:iCs/>
+          <w:sz w:val="28"/>
+          <w:szCs w:val="28"/>
+          <w:lang w:val="uz-Cyrl-UZ" w:eastAsia="ru-RU"/>
+        </w:rPr>
+        <w:t xml:space="preserve">DSc.03/30.04.2021.Ped.82.01 raqamli Ilmiy kengashning 2025-yil </w:t>
+      </w:r>
+      <w:r>
+        <w:rPr>
+          <w:rFonts w:ascii="Times New Roman" w:hAnsi="Times New Roman"/>
+          <w:iCs/>
+          <w:sz w:val="28"/>
+          <w:szCs w:val="28"/>
+          <w:lang w:val="uz-Latn-UZ" w:eastAsia="ru-RU"/>
+        </w:rPr>
+        <w:t>13</w:t>
+      </w:r>
+      <w:r>
+        <w:rPr>
+          <w:rFonts w:ascii="Times New Roman" w:hAnsi="Times New Roman"/>
+          <w:iCs/>
+          <w:sz w:val="28"/>
+          <w:szCs w:val="28"/>
+          <w:lang w:val="uz-Cyrl-UZ" w:eastAsia="ru-RU"/>
+        </w:rPr>
+        <w:t xml:space="preserve">-may kuni soat </w:t>
+      </w:r>
+      <w:r>
+        <w:rPr>
+          <w:rFonts w:ascii="Times New Roman" w:hAnsi="Times New Roman"/>
+          <w:iCs/>
+          <w:color w:val="000000" w:themeColor="text1"/>
+          <w:sz w:val="28"/>
+          <w:szCs w:val="28"/>
+          <w:lang w:val="uz-Cyrl-UZ" w:eastAsia="ru-RU"/>
+        </w:rPr>
+        <w:t>1</w:t>
+      </w:r>
+      <w:r>
+        <w:rPr>
+          <w:rFonts w:ascii="Times New Roman" w:hAnsi="Times New Roman"/>
+          <w:iCs/>
+          <w:color w:val="000000" w:themeColor="text1"/>
+          <w:sz w:val="28"/>
+          <w:szCs w:val="28"/>
+          <w:lang w:val="uz-Latn-UZ" w:eastAsia="ru-RU"/>
+        </w:rPr>
+        <w:t>4</w:t>
+      </w:r>
+      <w:r>
+        <w:rPr>
+          <w:rFonts w:ascii="Times New Roman" w:hAnsi="Times New Roman"/>
+          <w:iCs/>
+          <w:color w:val="000000" w:themeColor="text1"/>
+          <w:sz w:val="28"/>
+          <w:szCs w:val="28"/>
+          <w:lang w:val="uz-Cyrl-UZ" w:eastAsia="ru-RU"/>
+        </w:rPr>
+        <w:t xml:space="preserve">:00 </w:t>
+      </w:r>
+      <w:r>
+        <w:rPr>
+          <w:rFonts w:ascii="Times New Roman" w:hAnsi="Times New Roman"/>
+          <w:iCs/>
+          <w:sz w:val="28"/>
+          <w:szCs w:val="28"/>
+          <w:lang w:val="uz-Cyrl-UZ" w:eastAsia="ru-RU"/>
+        </w:rPr>
+        <w:t>dagi majlisida bo‘lib o‘tadi.</w:t>
+      </w:r>
+    </w:p>
+    <w:p>
+      <w:pPr>
+        <w:spacing w:after="0"/>
+        <w:ind w:firstLine="600"/>
+        <w:jc w:val="both"/>
+        <w:rPr>
+          <w:rFonts w:ascii="Times New Roman" w:hAnsi="Times New Roman"/>
+          <w:sz w:val="28"/>
+          <w:szCs w:val="28"/>
+          <w:lang w:val="uz-Cyrl-UZ" w:eastAsia="ru-RU"/>
+        </w:rPr>
+      </w:pPr>
+      <w:r>
+        <w:rPr>
+          <w:rFonts w:ascii="Times New Roman" w:hAnsi="Times New Roman"/>
+          <w:sz w:val="28"/>
+          <w:szCs w:val="28"/>
+          <w:lang w:val="uz-Cyrl-UZ" w:eastAsia="ru-RU"/>
+        </w:rPr>
+        <w:t>Manzil: 111720, Toshkent viloyati, Chirchiq shahar, Amir Temur ko‘chasi,</w:t>
+      </w:r>
+      <w:r>
+        <w:rPr>
+          <w:rFonts w:ascii="Times New Roman" w:hAnsi="Times New Roman"/>
+          <w:sz w:val="28"/>
+          <w:szCs w:val="28"/>
+          <w:lang w:val="uz-Cyrl-UZ" w:eastAsia="ru-RU"/>
+        </w:rPr>
+        <w:br/>
+        <w:t xml:space="preserve">104-uy. Tel: (99870) 712-27-55; faks: (99870) 712-45-41; E-mail: </w:t>
+      </w:r>
+      <w:r>
+        <w:rPr>
+          <w:rFonts w:ascii="Times New Roman" w:hAnsi="Times New Roman"/>
+          <w:sz w:val="28"/>
+          <w:szCs w:val="28"/>
+          <w:lang w:val="uz-Cyrl-UZ" w:eastAsia="ru-RU"/>
+        </w:rPr>
+        <w:br/>
+        <w:t>chdpi-kengash@umail.uz. Chirchiq davlat pedagogika universiteti.</w:t>
+      </w:r>
+    </w:p>
+    <w:p>
+      <w:pPr>
+        <w:spacing w:after="0"/>
+        <w:jc w:val="both"/>
+        <w:rPr>
+          <w:rFonts w:ascii="Times New Roman" w:hAnsi="Times New Roman"/>
           <w:szCs w:val="28"/>
           <w:lang w:val="uz-Cyrl-UZ"/>
         </w:rPr>
@@ -740,6 +1734,50 @@
     <w:lsdException w:name="Subtitle" w:qFormat="1"/>
     <w:lsdException w:name="Strong" w:qFormat="1"/>
     <w:lsdException w:name="Emphasis" w:qFormat="1"/>
+    <w:lsdException w:name="Normal Table" w:semiHidden="1" w:unhideWhenUsed="1"/>
+    <w:lsdException w:name="Table Simple 1" w:semiHidden="1" w:unhideWhenUsed="1"/>
+    <w:lsdException w:name="Table Simple 2" w:semiHidden="1" w:unhideWhenUsed="1"/>
+    <w:lsdException w:name="Table Simple 3" w:semiHidden="1" w:unhideWhenUsed="1"/>
+    <w:lsdException w:name="Table Classic 1" w:semiHidden="1" w:unhideWhenUsed="1"/>
+    <w:lsdException w:name="Table Classic 2" w:semiHidden="1" w:unhideWhenUsed="1"/>
+    <w:lsdException w:name="Table Classic 3" w:semiHidden="1" w:unhideWhenUsed="1"/>
+    <w:lsdException w:name="Table Classic 4" w:semiHidden="1" w:unhideWhenUsed="1"/>
+    <w:lsdException w:name="Table Colorful 1" w:semiHidden="1" w:unhideWhenUsed="1"/>
+    <w:lsdException w:name="Table Colorful 2" w:semiHidden="1" w:unhideWhenUsed="1"/>
+    <w:lsdException w:name="Table Colorful 3" w:semiHidden="1" w:unhideWhenUsed="1"/>
+    <w:lsdException w:name="Table Columns 1" w:semiHidden="1" w:unhideWhenUsed="1"/>
+    <w:lsdException w:name="Table Columns 2" w:semiHidden="1" w:unhideWhenUsed="1"/>
+    <w:lsdException w:name="Table Columns 3" w:semiHidden="1" w:unhideWhenUsed="1"/>
+    <w:lsdException w:name="Table Columns 4" w:semiHidden="1" w:unhideWhenUsed="1"/>
+    <w:lsdException w:name="Table Columns 5" w:semiHidden="1" w:unhideWhenUsed="1"/>
+    <w:lsdException w:name="Table Grid 1" w:semiHidden="1" w:unhideWhenUsed="1"/>
+    <w:lsdException w:name="Table Grid 2" w:semiHidden="1" w:unhideWhenUsed="1"/>
+    <w:lsdException w:name="Table Grid 3" w:semiHidden="1" w:unhideWhenUsed="1"/>
+    <w:lsdException w:name="Table Grid 4" w:semiHidden="1" w:unhideWhenUsed="1"/>
+    <w:lsdException w:name="Table Grid 5" w:semiHidden="1" w:unhideWhenUsed="1"/>
+    <w:lsdException w:name="Table Grid 6" w:semiHidden="1" w:unhideWhenUsed="1"/>
+    <w:lsdException w:name="Table Grid 7" w:semiHidden="1" w:unhideWhenUsed="1"/>
+    <w:lsdException w:name="Table Grid 8" w:semiHidden="1" w:unhideWhenUsed="1"/>
+    <w:lsdException w:name="Table List 1" w:semiHidden="1" w:unhideWhenUsed="1"/>
+    <w:lsdException w:name="Table List 2" w:semiHidden="1" w:unhideWhenUsed="1"/>
+    <w:lsdException w:name="Table List 3" w:semiHidden="1" w:unhideWhenUsed="1"/>
+    <w:lsdException w:name="Table List 4" w:semiHidden="1" w:unhideWhenUsed="1"/>
+    <w:lsdException w:name="Table List 5" w:semiHidden="1" w:unhideWhenUsed="1"/>
+    <w:lsdException w:name="Table List 6" w:semiHidden="1" w:unhideWhenUsed="1"/>
+    <w:lsdException w:name="Table List 7" w:semiHidden="1" w:unhideWhenUsed="1"/>
+    <w:lsdException w:name="Table List 8" w:semiHidden="1" w:unhideWhenUsed="1"/>
+    <w:lsdException w:name="Table 3D effects 1" w:semiHidden="1" w:unhideWhenUsed="1"/>
+    <w:lsdException w:name="Table 3D effects 2" w:semiHidden="1" w:unhideWhenUsed="1"/>
+    <w:lsdException w:name="Table 3D effects 3" w:semiHidden="1" w:unhideWhenUsed="1"/>
+    <w:lsdException w:name="Table Contemporary" w:semiHidden="1" w:unhideWhenUsed="1"/>
+    <w:lsdException w:name="Table Elegant" w:semiHidden="1" w:unhideWhenUsed="1"/>
+    <w:lsdException w:name="Table Professional" w:semiHidden="1" w:unhideWhenUsed="1"/>
+    <w:lsdException w:name="Table Subtle 1" w:semiHidden="1" w:unhideWhenUsed="1"/>
+    <w:lsdException w:name="Table Subtle 2" w:semiHidden="1" w:unhideWhenUsed="1"/>
+    <w:lsdException w:name="Table Web 1" w:semiHidden="1" w:unhideWhenUsed="1"/>
+    <w:lsdException w:name="Table Web 2" w:semiHidden="1" w:unhideWhenUsed="1"/>
+    <w:lsdException w:name="Table Web 3" w:semiHidden="1" w:unhideWhenUsed="1"/>
+    <w:lsdException w:name="Table Theme" w:semiHidden="1" w:unhideWhenUsed="1"/>
     <w:lsdException w:name="Placeholder Text" w:semiHidden="1" w:uiPriority="99"/>
     <w:lsdException w:name="No Spacing" w:uiPriority="1" w:qFormat="1"/>
     <w:lsdException w:name="Light Shading" w:uiPriority="60"/>
@@ -972,11 +2010,15 @@
   </w:style>
   <w:style w:type="character" w:default="1" w:styleId="a0">
     <w:name w:val="Default Paragraph Font"/>
+    <w:uiPriority w:val="1"/>
     <w:semiHidden/>
+    <w:unhideWhenUsed/>
   </w:style>
   <w:style w:type="table" w:default="1" w:styleId="a1">
     <w:name w:val="Normal Table"/>
+    <w:uiPriority w:val="99"/>
     <w:semiHidden/>
+    <w:unhideWhenUsed/>
     <w:tblPr>
       <w:tblInd w:w="0" w:type="dxa"/>
       <w:tblCellMar>
@@ -989,7 +2031,9 @@
   </w:style>
   <w:style w:type="numbering" w:default="1" w:styleId="a2">
     <w:name w:val="No List"/>
+    <w:uiPriority w:val="99"/>
     <w:semiHidden/>
+    <w:unhideWhenUsed/>
   </w:style>
   <w:style w:type="paragraph" w:styleId="a3">
     <w:name w:val="Body Text Indent"/>
